--- a/Docs/SecurityDocs/SD22-DBC Without Security.docx
+++ b/Docs/SecurityDocs/SD22-DBC Without Security.docx
@@ -1,6 +1,6 @@
 
 <file path=word/document.xml><?xml version="1.0" encoding="utf-8"?>
-<w:document xmlns:wpc="http://schemas.microsoft.com/office/word/2010/wordprocessingCanvas" xmlns:cx="http://schemas.microsoft.com/office/drawing/2014/chartex" xmlns:cx1="http://schemas.microsoft.com/office/drawing/2015/9/8/chartex" xmlns:cx2="http://schemas.microsoft.com/office/drawing/2015/10/21/chartex" xmlns:cx3="http://schemas.microsoft.com/office/drawing/2016/5/9/chartex" xmlns:cx4="http://schemas.microsoft.com/office/drawing/2016/5/10/chartex" xmlns:cx5="http://schemas.microsoft.com/office/drawing/2016/5/11/chartex" xmlns:cx6="http://schemas.microsoft.com/office/drawing/2016/5/12/chartex" xmlns:cx7="http://schemas.microsoft.com/office/drawing/2016/5/13/chartex" xmlns:cx8="http://schemas.microsoft.com/office/drawing/2016/5/14/chartex" xmlns:mc="http://schemas.openxmlformats.org/markup-compatibility/2006" xmlns:aink="http://schemas.microsoft.com/office/drawing/2016/ink" xmlns:am3d="http://schemas.microsoft.com/office/drawing/2017/model3d" xmlns:o="urn:schemas-microsoft-com:office:office" xmlns:oel="http://schemas.microsoft.com/office/2019/extlst" xmlns:r="http://schemas.openxmlformats.org/officeDocument/2006/relationships" xmlns:m="http://schemas.openxmlformats.org/officeDocument/2006/math" xmlns:v="urn:schemas-microsoft-com:vml" xmlns:wp14="http://schemas.microsoft.com/office/word/2010/wordprocessingDrawing" xmlns:wp="http://schemas.openxmlformats.org/drawingml/2006/wordprocessingDrawing" xmlns:w10="urn:schemas-microsoft-com:office:word" xmlns:w="http://schemas.openxmlformats.org/wordprocessingml/2006/main" xmlns:w14="http://schemas.microsoft.com/office/word/2010/wordml" xmlns:w15="http://schemas.microsoft.com/office/word/2012/wordml" xmlns:w16cei="http://schemas.microsoft.com/office/word/2026/wordml/cei" xmlns:w16cex="http://schemas.microsoft.com/office/word/2018/wordml/cex" xmlns:w16cid="http://schemas.microsoft.com/office/word/2016/wordml/cid" xmlns:w16="http://schemas.microsoft.com/office/word/2018/wordml" xmlns:w16du="http://schemas.microsoft.com/office/word/2023/wordml/word16du" xmlns:w16sdtdh="http://schemas.microsoft.com/office/word/2020/wordml/sdtdatahash" xmlns:w16sdtfl="http://schemas.microsoft.com/office/word/2024/wordml/sdtformatlock" xmlns:w16se="http://schemas.microsoft.com/office/word/2015/wordml/symex" xmlns:wpg="http://schemas.microsoft.com/office/word/2010/wordprocessingGroup" xmlns:wpi="http://schemas.microsoft.com/office/word/2010/wordprocessingInk" xmlns:wne="http://schemas.microsoft.com/office/word/2006/wordml" xmlns:wps="http://schemas.microsoft.com/office/word/2010/wordprocessingShape" mc:Ignorable="w14 w15 w16se w16cid w16 w16cex w16sdtdh w16sdtfl w16du wp14">
+<w:document xmlns:wpc="http://schemas.microsoft.com/office/word/2010/wordprocessingCanvas" xmlns:cx="http://schemas.microsoft.com/office/drawing/2014/chartex" xmlns:cx1="http://schemas.microsoft.com/office/drawing/2015/9/8/chartex" xmlns:cx2="http://schemas.microsoft.com/office/drawing/2015/10/21/chartex" xmlns:cx3="http://schemas.microsoft.com/office/drawing/2016/5/9/chartex" xmlns:cx4="http://schemas.microsoft.com/office/drawing/2016/5/10/chartex" xmlns:cx5="http://schemas.microsoft.com/office/drawing/2016/5/11/chartex" xmlns:cx6="http://schemas.microsoft.com/office/drawing/2016/5/12/chartex" xmlns:cx7="http://schemas.microsoft.com/office/drawing/2016/5/13/chartex" xmlns:cx8="http://schemas.microsoft.com/office/drawing/2016/5/14/chartex" xmlns:mc="http://schemas.openxmlformats.org/markup-compatibility/2006" xmlns:aink="http://schemas.microsoft.com/office/drawing/2016/ink" xmlns:am3d="http://schemas.microsoft.com/office/drawing/2017/model3d" xmlns:o="urn:schemas-microsoft-com:office:office" xmlns:oel="http://schemas.microsoft.com/office/2019/extlst" xmlns:r="http://schemas.openxmlformats.org/officeDocument/2006/relationships" xmlns:m="http://schemas.openxmlformats.org/officeDocument/2006/math" xmlns:v="urn:schemas-microsoft-com:vml" xmlns:wp14="http://schemas.microsoft.com/office/word/2010/wordprocessingDrawing" xmlns:wp="http://schemas.openxmlformats.org/drawingml/2006/wordprocessingDrawing" xmlns:w10="urn:schemas-microsoft-com:office:word" xmlns:w="http://schemas.openxmlformats.org/wordprocessingml/2006/main" xmlns:w14="http://schemas.microsoft.com/office/word/2010/wordml" xmlns:w15="http://schemas.microsoft.com/office/word/2012/wordml" xmlns:w16cex="http://schemas.microsoft.com/office/word/2018/wordml/cex" xmlns:w16cid="http://schemas.microsoft.com/office/word/2016/wordml/cid" xmlns:w16="http://schemas.microsoft.com/office/word/2018/wordml" xmlns:w16du="http://schemas.microsoft.com/office/word/2023/wordml/word16du" xmlns:w16sdtdh="http://schemas.microsoft.com/office/word/2020/wordml/sdtdatahash" xmlns:w16sdtfl="http://schemas.microsoft.com/office/word/2024/wordml/sdtformatlock" xmlns:w16se="http://schemas.microsoft.com/office/word/2015/wordml/symex" xmlns:wpg="http://schemas.microsoft.com/office/word/2010/wordprocessingGroup" xmlns:wpi="http://schemas.microsoft.com/office/word/2010/wordprocessingInk" xmlns:wne="http://schemas.microsoft.com/office/word/2006/wordml" xmlns:wps="http://schemas.microsoft.com/office/word/2010/wordprocessingShape" mc:Ignorable="w14 w15 w16se w16cid w16 w16cex w16sdtdh w16sdtfl w16du wp14">
   <w:body>
     <w:p>
       <w:pPr>
@@ -88,7 +88,16 @@
                 <w:sz w:val="22"/>
                 <w:szCs w:val="22"/>
               </w:rPr>
-              <w:t>Branch: {{BRANCH_NAME}}</w:t>
+              <w:t xml:space="preserve">Branch: </w:t>
+            </w:r>
+            <w:r>
+              <w:rPr>
+                <w:b/>
+                <w:bCs/>
+                <w:sz w:val="22"/>
+                <w:szCs w:val="22"/>
+              </w:rPr>
+              <w:t>{{BRANCH_NAME}}</w:t>
             </w:r>
           </w:p>
           <w:p>
@@ -111,7 +120,16 @@
                 <w:sz w:val="22"/>
                 <w:szCs w:val="22"/>
               </w:rPr>
-              <w:t>Date: {{DATE}}</w:t>
+              <w:t xml:space="preserve">Date: </w:t>
+            </w:r>
+            <w:r>
+              <w:rPr>
+                <w:b/>
+                <w:bCs/>
+                <w:sz w:val="22"/>
+                <w:szCs w:val="22"/>
+              </w:rPr>
+              <w:t>{{DATE}}</w:t>
             </w:r>
           </w:p>
           <w:p>
@@ -158,7 +176,101 @@
                 <w:sz w:val="22"/>
                 <w:szCs w:val="22"/>
               </w:rPr>
-              <w:t>1. Your account {{LOAN_ACCOUNT_NO}} showed a debit balance of Rs. {{DEBIT_BALANCE_FIGURE}} (Rupees {{DEBIT_BALANCE_WORDS}} only) as on {{BALANCE_AS_ON_DATE}} (This does not include interest due but not charged from {{INTEREST_NOT_CHARGED_FROM_DATE}})</w:t>
+              <w:t xml:space="preserve">1. Your account </w:t>
+            </w:r>
+            <w:r>
+              <w:rPr>
+                <w:b/>
+                <w:bCs/>
+                <w:sz w:val="22"/>
+                <w:szCs w:val="22"/>
+              </w:rPr>
+              <w:t>{{LOAN_ACCOUNT_NO}}</w:t>
+            </w:r>
+            <w:r>
+              <w:rPr>
+                <w:sz w:val="22"/>
+                <w:szCs w:val="22"/>
+              </w:rPr>
+              <w:t xml:space="preserve"> showed a debit balance of Rs. </w:t>
+            </w:r>
+            <w:r>
+              <w:rPr>
+                <w:b/>
+                <w:bCs/>
+                <w:sz w:val="22"/>
+                <w:szCs w:val="22"/>
+              </w:rPr>
+              <w:t>{{DBC_DEBIT_BALANCE_FIGURE}}</w:t>
+            </w:r>
+            <w:r>
+              <w:rPr>
+                <w:sz w:val="22"/>
+                <w:szCs w:val="22"/>
+              </w:rPr>
+              <w:t xml:space="preserve"> </w:t>
+            </w:r>
+            <w:r>
+              <w:rPr>
+                <w:sz w:val="22"/>
+                <w:szCs w:val="22"/>
+              </w:rPr>
+              <w:t xml:space="preserve">(Rupees </w:t>
+            </w:r>
+            <w:r>
+              <w:rPr>
+                <w:b/>
+                <w:bCs/>
+                <w:sz w:val="22"/>
+                <w:szCs w:val="22"/>
+              </w:rPr>
+              <w:t>{{DBC_DEBIT_BALANCE_WORDS}}</w:t>
+            </w:r>
+            <w:r>
+              <w:rPr>
+                <w:sz w:val="22"/>
+                <w:szCs w:val="22"/>
+              </w:rPr>
+              <w:t xml:space="preserve"> </w:t>
+            </w:r>
+            <w:r>
+              <w:rPr>
+                <w:sz w:val="22"/>
+                <w:szCs w:val="22"/>
+              </w:rPr>
+              <w:t xml:space="preserve">only) as on </w:t>
+            </w:r>
+            <w:r>
+              <w:rPr>
+                <w:b/>
+                <w:bCs/>
+                <w:sz w:val="22"/>
+                <w:szCs w:val="22"/>
+              </w:rPr>
+              <w:t>{{BALANCE_AS_ON_DATE}}</w:t>
+            </w:r>
+            <w:r>
+              <w:rPr>
+                <w:sz w:val="22"/>
+                <w:szCs w:val="22"/>
+              </w:rPr>
+              <w:t xml:space="preserve"> (This does not include interest due but not charged from </w:t>
+            </w:r>
+            <w:r>
+              <w:rPr>
+                <w:b/>
+                <w:bCs/>
+                <w:sz w:val="22"/>
+                <w:szCs w:val="22"/>
+              </w:rPr>
+              <w:t>{{INTEREST_NOT_CHARGED_FROM_DATE}}</w:t>
+            </w:r>
+            <w:r>
+              <w:rPr>
+                <w:sz w:val="22"/>
+                <w:szCs w:val="22"/>
+              </w:rPr>
+              <w:t>)</w:t>
             </w:r>
           </w:p>
           <w:p>
@@ -174,7 +286,50 @@
                 <w:sz w:val="22"/>
                 <w:szCs w:val="22"/>
               </w:rPr>
-              <w:t>2. It may be noted that the rate of interest applicable in the Account is @ {{INTEREST_RATE}} Percentage with monthly rest with effect from {{INTEREST_EFFECTIVE_DATE}}</w:t>
+              <w:t xml:space="preserve">2. It may be noted that the rate of interest applicable in the Account is @ </w:t>
+            </w:r>
+            <w:r>
+              <w:rPr>
+                <w:b/>
+                <w:bCs/>
+                <w:sz w:val="22"/>
+                <w:szCs w:val="22"/>
+              </w:rPr>
+              <w:t>{{</w:t>
+            </w:r>
+            <w:r>
+              <w:rPr>
+                <w:b/>
+                <w:bCs/>
+                <w:sz w:val="22"/>
+                <w:szCs w:val="22"/>
+              </w:rPr>
+              <w:t>DBC_EBLR_OR_MCLR_</w:t>
+            </w:r>
+            <w:r>
+              <w:rPr>
+                <w:b/>
+                <w:bCs/>
+                <w:sz w:val="22"/>
+                <w:szCs w:val="22"/>
+              </w:rPr>
+              <w:t>INTEREST_RATE}}</w:t>
+            </w:r>
+            <w:r>
+              <w:rPr>
+                <w:sz w:val="22"/>
+                <w:szCs w:val="22"/>
+              </w:rPr>
+              <w:t xml:space="preserve"> Percentage with monthly rest with effect from </w:t>
+            </w:r>
+            <w:r>
+              <w:rPr>
+                <w:b/>
+                <w:bCs/>
+                <w:sz w:val="22"/>
+                <w:szCs w:val="22"/>
+              </w:rPr>
+              <w:t>{{INTEREST_EFFECTIVE_DATE}}</w:t>
             </w:r>
           </w:p>
           <w:p>
@@ -301,7 +456,16 @@
                 <w:sz w:val="22"/>
                 <w:szCs w:val="22"/>
               </w:rPr>
-              <w:t>Branch: {{BRANCH_NAME}}</w:t>
+              <w:t xml:space="preserve">Branch: </w:t>
+            </w:r>
+            <w:r>
+              <w:rPr>
+                <w:b/>
+                <w:bCs/>
+                <w:sz w:val="22"/>
+                <w:szCs w:val="22"/>
+              </w:rPr>
+              <w:t>{{BRANCH_NAME}}</w:t>
             </w:r>
           </w:p>
           <w:p>
@@ -324,7 +488,16 @@
                 <w:sz w:val="22"/>
                 <w:szCs w:val="22"/>
               </w:rPr>
-              <w:t>Date: {{DATE}}</w:t>
+              <w:t xml:space="preserve">Date: </w:t>
+            </w:r>
+            <w:r>
+              <w:rPr>
+                <w:b/>
+                <w:bCs/>
+                <w:sz w:val="22"/>
+                <w:szCs w:val="22"/>
+              </w:rPr>
+              <w:t>{{DATE}}</w:t>
             </w:r>
           </w:p>
           <w:p>
@@ -355,7 +528,41 @@
                 <w:sz w:val="22"/>
                 <w:szCs w:val="22"/>
               </w:rPr>
-              <w:t>1. I/We state that we have received the Statement of Accounts dated {{STATEMENT_DATE}} from the Branch and that we have reconciled the figures with our accounts and have satisfied ourselves with the balance as shown in the said Statement of Account.</w:t>
+              <w:t xml:space="preserve">1. I/We state that we have received the Statement of Accounts dated </w:t>
+            </w:r>
+            <w:r>
+              <w:rPr>
+                <w:b/>
+                <w:bCs/>
+                <w:sz w:val="22"/>
+                <w:szCs w:val="22"/>
+              </w:rPr>
+              <w:t>{{</w:t>
+            </w:r>
+            <w:r>
+              <w:rPr>
+                <w:b/>
+                <w:bCs/>
+                <w:sz w:val="22"/>
+                <w:szCs w:val="22"/>
+              </w:rPr>
+              <w:t>DBC_</w:t>
+            </w:r>
+            <w:r>
+              <w:rPr>
+                <w:b/>
+                <w:bCs/>
+                <w:sz w:val="22"/>
+                <w:szCs w:val="22"/>
+              </w:rPr>
+              <w:t>STATEMENT_DATE}}</w:t>
+            </w:r>
+            <w:r>
+              <w:rPr>
+                <w:sz w:val="22"/>
+                <w:szCs w:val="22"/>
+              </w:rPr>
+              <w:t xml:space="preserve"> from the Branch and that we have reconciled the figures with our accounts and have satisfied ourselves with the balance as shown in the said Statement of Account.</w:t>
             </w:r>
           </w:p>
           <w:p>
@@ -371,7 +578,75 @@
                 <w:sz w:val="22"/>
                 <w:szCs w:val="22"/>
               </w:rPr>
-              <w:t>2. I/We confirm the correctness of the balance of Rs. {{DEBIT_BALANCE_FIGURE}} (Rupees {{DEBIT_BALANCE_WORDS}} only) appearing to the debit of my/</w:t>
+              <w:t xml:space="preserve">2. I/We confirm the correctness of the balance of Rs. </w:t>
+            </w:r>
+            <w:r>
+              <w:rPr>
+                <w:b/>
+                <w:bCs/>
+                <w:sz w:val="22"/>
+                <w:szCs w:val="22"/>
+              </w:rPr>
+              <w:t>{{</w:t>
+            </w:r>
+            <w:r>
+              <w:rPr>
+                <w:b/>
+                <w:bCs/>
+                <w:sz w:val="22"/>
+                <w:szCs w:val="22"/>
+              </w:rPr>
+              <w:t>DBC_</w:t>
+            </w:r>
+            <w:r>
+              <w:rPr>
+                <w:b/>
+                <w:bCs/>
+                <w:sz w:val="22"/>
+                <w:szCs w:val="22"/>
+              </w:rPr>
+              <w:t>DEBIT_BALANCE_FIGURE}}</w:t>
+            </w:r>
+            <w:r>
+              <w:rPr>
+                <w:sz w:val="22"/>
+                <w:szCs w:val="22"/>
+              </w:rPr>
+              <w:t xml:space="preserve"> (Rupees </w:t>
+            </w:r>
+            <w:r>
+              <w:rPr>
+                <w:b/>
+                <w:bCs/>
+                <w:sz w:val="22"/>
+                <w:szCs w:val="22"/>
+              </w:rPr>
+              <w:t>{{</w:t>
+            </w:r>
+            <w:r>
+              <w:rPr>
+                <w:b/>
+                <w:bCs/>
+                <w:sz w:val="22"/>
+                <w:szCs w:val="22"/>
+              </w:rPr>
+              <w:t>DBC_</w:t>
+            </w:r>
+            <w:r>
+              <w:rPr>
+                <w:b/>
+                <w:bCs/>
+                <w:sz w:val="22"/>
+                <w:szCs w:val="22"/>
+              </w:rPr>
+              <w:t>DEBIT_BALANCE_WORDS}}</w:t>
+            </w:r>
+            <w:r>
+              <w:rPr>
+                <w:sz w:val="22"/>
+                <w:szCs w:val="22"/>
+              </w:rPr>
+              <w:t xml:space="preserve"> only) appearing to the debit of my/</w:t>
             </w:r>
             <w:proofErr w:type="spellStart"/>
             <w:proofErr w:type="gramStart"/>
@@ -389,7 +664,57 @@
                 <w:sz w:val="22"/>
                 <w:szCs w:val="22"/>
               </w:rPr>
-              <w:t xml:space="preserve"> with you on {{BALANCE_AS_ON_DATE}} (This balance does not include interest due but not charged from {{INTEREST_NOT_CHARGED_FROM_DATE}})</w:t>
+              <w:t xml:space="preserve"> with you on </w:t>
+            </w:r>
+            <w:r>
+              <w:rPr>
+                <w:b/>
+                <w:bCs/>
+                <w:sz w:val="22"/>
+                <w:szCs w:val="22"/>
+              </w:rPr>
+              <w:t>{{</w:t>
+            </w:r>
+            <w:r>
+              <w:rPr>
+                <w:b/>
+                <w:bCs/>
+                <w:sz w:val="22"/>
+                <w:szCs w:val="22"/>
+              </w:rPr>
+              <w:t>DBC_</w:t>
+            </w:r>
+            <w:r>
+              <w:rPr>
+                <w:b/>
+                <w:bCs/>
+                <w:sz w:val="22"/>
+                <w:szCs w:val="22"/>
+              </w:rPr>
+              <w:t>BALANCE_AS_ON_DATE}}</w:t>
+            </w:r>
+            <w:r>
+              <w:rPr>
+                <w:sz w:val="22"/>
+                <w:szCs w:val="22"/>
+              </w:rPr>
+              <w:t xml:space="preserve"> (This balance does not include interest due but not charged from </w:t>
+            </w:r>
+            <w:r>
+              <w:rPr>
+                <w:b/>
+                <w:bCs/>
+                <w:sz w:val="22"/>
+                <w:szCs w:val="22"/>
+              </w:rPr>
+              <w:t>{{INTEREST_NOT_CHARGED_FROM_DATE}}</w:t>
+            </w:r>
+            <w:r>
+              <w:rPr>
+                <w:sz w:val="22"/>
+                <w:szCs w:val="22"/>
+              </w:rPr>
+              <w:t>)</w:t>
             </w:r>
           </w:p>
           <w:p>
@@ -405,7 +730,41 @@
                 <w:sz w:val="22"/>
                 <w:szCs w:val="22"/>
               </w:rPr>
-              <w:t>3. We have noted that rate of interest applicable in the account is @ {{INTEREST_RATE}} Percentage with monthly rest with effect from {{INTEREST_EFFECTIVE_DATE}}</w:t>
+              <w:t xml:space="preserve">3. We have noted that rate of interest applicable in the account is @ </w:t>
+            </w:r>
+            <w:r>
+              <w:rPr>
+                <w:b/>
+                <w:bCs/>
+                <w:sz w:val="22"/>
+                <w:szCs w:val="22"/>
+              </w:rPr>
+              <w:t>{{DBC_EBLR_OR_MCLR_INTEREST_RATE}}</w:t>
+            </w:r>
+            <w:r>
+              <w:rPr>
+                <w:b/>
+                <w:bCs/>
+                <w:sz w:val="22"/>
+                <w:szCs w:val="22"/>
+              </w:rPr>
+              <w:t xml:space="preserve"> </w:t>
+            </w:r>
+            <w:r>
+              <w:rPr>
+                <w:sz w:val="22"/>
+                <w:szCs w:val="22"/>
+              </w:rPr>
+              <w:t xml:space="preserve">Percentage with monthly rest with effect from </w:t>
+            </w:r>
+            <w:r>
+              <w:rPr>
+                <w:b/>
+                <w:bCs/>
+                <w:sz w:val="22"/>
+                <w:szCs w:val="22"/>
+              </w:rPr>
+              <w:t>{{INTEREST_EFFECTIVE_DATE}}</w:t>
             </w:r>
           </w:p>
           <w:p>
@@ -471,7 +830,7 @@
 </file>
 
 <file path=word/endnotes.xml><?xml version="1.0" encoding="utf-8"?>
-<w:endnotes xmlns:wpc="http://schemas.microsoft.com/office/word/2010/wordprocessingCanvas" xmlns:cx="http://schemas.microsoft.com/office/drawing/2014/chartex" xmlns:cx1="http://schemas.microsoft.com/office/drawing/2015/9/8/chartex" xmlns:cx2="http://schemas.microsoft.com/office/drawing/2015/10/21/chartex" xmlns:cx3="http://schemas.microsoft.com/office/drawing/2016/5/9/chartex" xmlns:cx4="http://schemas.microsoft.com/office/drawing/2016/5/10/chartex" xmlns:cx5="http://schemas.microsoft.com/office/drawing/2016/5/11/chartex" xmlns:cx6="http://schemas.microsoft.com/office/drawing/2016/5/12/chartex" xmlns:cx7="http://schemas.microsoft.com/office/drawing/2016/5/13/chartex" xmlns:cx8="http://schemas.microsoft.com/office/drawing/2016/5/14/chartex" xmlns:mc="http://schemas.openxmlformats.org/markup-compatibility/2006" xmlns:aink="http://schemas.microsoft.com/office/drawing/2016/ink" xmlns:am3d="http://schemas.microsoft.com/office/drawing/2017/model3d" xmlns:o="urn:schemas-microsoft-com:office:office" xmlns:oel="http://schemas.microsoft.com/office/2019/extlst" xmlns:r="http://schemas.openxmlformats.org/officeDocument/2006/relationships" xmlns:m="http://schemas.openxmlformats.org/officeDocument/2006/math" xmlns:v="urn:schemas-microsoft-com:vml" xmlns:wp14="http://schemas.microsoft.com/office/word/2010/wordprocessingDrawing" xmlns:wp="http://schemas.openxmlformats.org/drawingml/2006/wordprocessingDrawing" xmlns:w10="urn:schemas-microsoft-com:office:word" xmlns:w="http://schemas.openxmlformats.org/wordprocessingml/2006/main" xmlns:w14="http://schemas.microsoft.com/office/word/2010/wordml" xmlns:w15="http://schemas.microsoft.com/office/word/2012/wordml" xmlns:w16cei="http://schemas.microsoft.com/office/word/2026/wordml/cei" xmlns:w16cex="http://schemas.microsoft.com/office/word/2018/wordml/cex" xmlns:w16cid="http://schemas.microsoft.com/office/word/2016/wordml/cid" xmlns:w16="http://schemas.microsoft.com/office/word/2018/wordml" xmlns:w16du="http://schemas.microsoft.com/office/word/2023/wordml/word16du" xmlns:w16sdtdh="http://schemas.microsoft.com/office/word/2020/wordml/sdtdatahash" xmlns:w16sdtfl="http://schemas.microsoft.com/office/word/2024/wordml/sdtformatlock" xmlns:w16se="http://schemas.microsoft.com/office/word/2015/wordml/symex" xmlns:wpg="http://schemas.microsoft.com/office/word/2010/wordprocessingGroup" xmlns:wpi="http://schemas.microsoft.com/office/word/2010/wordprocessingInk" xmlns:wne="http://schemas.microsoft.com/office/word/2006/wordml" xmlns:wps="http://schemas.microsoft.com/office/word/2010/wordprocessingShape" mc:Ignorable="w14 w15 w16se w16cid w16 w16cex w16sdtdh w16sdtfl w16du wp14">
+<w:endnotes xmlns:wpc="http://schemas.microsoft.com/office/word/2010/wordprocessingCanvas" xmlns:cx="http://schemas.microsoft.com/office/drawing/2014/chartex" xmlns:cx1="http://schemas.microsoft.com/office/drawing/2015/9/8/chartex" xmlns:cx2="http://schemas.microsoft.com/office/drawing/2015/10/21/chartex" xmlns:cx3="http://schemas.microsoft.com/office/drawing/2016/5/9/chartex" xmlns:cx4="http://schemas.microsoft.com/office/drawing/2016/5/10/chartex" xmlns:cx5="http://schemas.microsoft.com/office/drawing/2016/5/11/chartex" xmlns:cx6="http://schemas.microsoft.com/office/drawing/2016/5/12/chartex" xmlns:cx7="http://schemas.microsoft.com/office/drawing/2016/5/13/chartex" xmlns:cx8="http://schemas.microsoft.com/office/drawing/2016/5/14/chartex" xmlns:mc="http://schemas.openxmlformats.org/markup-compatibility/2006" xmlns:aink="http://schemas.microsoft.com/office/drawing/2016/ink" xmlns:am3d="http://schemas.microsoft.com/office/drawing/2017/model3d" xmlns:o="urn:schemas-microsoft-com:office:office" xmlns:oel="http://schemas.microsoft.com/office/2019/extlst" xmlns:r="http://schemas.openxmlformats.org/officeDocument/2006/relationships" xmlns:m="http://schemas.openxmlformats.org/officeDocument/2006/math" xmlns:v="urn:schemas-microsoft-com:vml" xmlns:wp14="http://schemas.microsoft.com/office/word/2010/wordprocessingDrawing" xmlns:wp="http://schemas.openxmlformats.org/drawingml/2006/wordprocessingDrawing" xmlns:w10="urn:schemas-microsoft-com:office:word" xmlns:w="http://schemas.openxmlformats.org/wordprocessingml/2006/main" xmlns:w14="http://schemas.microsoft.com/office/word/2010/wordml" xmlns:w15="http://schemas.microsoft.com/office/word/2012/wordml" xmlns:w16cex="http://schemas.microsoft.com/office/word/2018/wordml/cex" xmlns:w16cid="http://schemas.microsoft.com/office/word/2016/wordml/cid" xmlns:w16="http://schemas.microsoft.com/office/word/2018/wordml" xmlns:w16du="http://schemas.microsoft.com/office/word/2023/wordml/word16du" xmlns:w16sdtdh="http://schemas.microsoft.com/office/word/2020/wordml/sdtdatahash" xmlns:w16sdtfl="http://schemas.microsoft.com/office/word/2024/wordml/sdtformatlock" xmlns:w16se="http://schemas.microsoft.com/office/word/2015/wordml/symex" xmlns:wpg="http://schemas.microsoft.com/office/word/2010/wordprocessingGroup" xmlns:wpi="http://schemas.microsoft.com/office/word/2010/wordprocessingInk" xmlns:wne="http://schemas.microsoft.com/office/word/2006/wordml" xmlns:wps="http://schemas.microsoft.com/office/word/2010/wordprocessingShape" mc:Ignorable="w14 w15 w16se w16cid w16 w16cex w16sdtdh w16sdtfl w16du wp14">
   <w:endnote w:type="separator" w:id="-1">
     <w:p>
       <w:pPr>
@@ -496,7 +855,7 @@
 </file>
 
 <file path=word/footer1.xml><?xml version="1.0" encoding="utf-8"?>
-<w:ftr xmlns:wpc="http://schemas.microsoft.com/office/word/2010/wordprocessingCanvas" xmlns:cx="http://schemas.microsoft.com/office/drawing/2014/chartex" xmlns:cx1="http://schemas.microsoft.com/office/drawing/2015/9/8/chartex" xmlns:cx2="http://schemas.microsoft.com/office/drawing/2015/10/21/chartex" xmlns:cx3="http://schemas.microsoft.com/office/drawing/2016/5/9/chartex" xmlns:cx4="http://schemas.microsoft.com/office/drawing/2016/5/10/chartex" xmlns:cx5="http://schemas.microsoft.com/office/drawing/2016/5/11/chartex" xmlns:cx6="http://schemas.microsoft.com/office/drawing/2016/5/12/chartex" xmlns:cx7="http://schemas.microsoft.com/office/drawing/2016/5/13/chartex" xmlns:cx8="http://schemas.microsoft.com/office/drawing/2016/5/14/chartex" xmlns:mc="http://schemas.openxmlformats.org/markup-compatibility/2006" xmlns:aink="http://schemas.microsoft.com/office/drawing/2016/ink" xmlns:am3d="http://schemas.microsoft.com/office/drawing/2017/model3d" xmlns:o="urn:schemas-microsoft-com:office:office" xmlns:oel="http://schemas.microsoft.com/office/2019/extlst" xmlns:r="http://schemas.openxmlformats.org/officeDocument/2006/relationships" xmlns:m="http://schemas.openxmlformats.org/officeDocument/2006/math" xmlns:v="urn:schemas-microsoft-com:vml" xmlns:wp14="http://schemas.microsoft.com/office/word/2010/wordprocessingDrawing" xmlns:wp="http://schemas.openxmlformats.org/drawingml/2006/wordprocessingDrawing" xmlns:w10="urn:schemas-microsoft-com:office:word" xmlns:w="http://schemas.openxmlformats.org/wordprocessingml/2006/main" xmlns:w14="http://schemas.microsoft.com/office/word/2010/wordml" xmlns:w15="http://schemas.microsoft.com/office/word/2012/wordml" xmlns:w16cei="http://schemas.microsoft.com/office/word/2026/wordml/cei" xmlns:w16cex="http://schemas.microsoft.com/office/word/2018/wordml/cex" xmlns:w16cid="http://schemas.microsoft.com/office/word/2016/wordml/cid" xmlns:w16="http://schemas.microsoft.com/office/word/2018/wordml" xmlns:w16du="http://schemas.microsoft.com/office/word/2023/wordml/word16du" xmlns:w16sdtdh="http://schemas.microsoft.com/office/word/2020/wordml/sdtdatahash" xmlns:w16sdtfl="http://schemas.microsoft.com/office/word/2024/wordml/sdtformatlock" xmlns:w16se="http://schemas.microsoft.com/office/word/2015/wordml/symex" xmlns:wpg="http://schemas.microsoft.com/office/word/2010/wordprocessingGroup" xmlns:wpi="http://schemas.microsoft.com/office/word/2010/wordprocessingInk" xmlns:wne="http://schemas.microsoft.com/office/word/2006/wordml" xmlns:wps="http://schemas.microsoft.com/office/word/2010/wordprocessingShape" mc:Ignorable="w14 w15 w16se w16cid w16 w16cex w16sdtdh w16sdtfl w16du wp14">
+<w:ftr xmlns:wpc="http://schemas.microsoft.com/office/word/2010/wordprocessingCanvas" xmlns:cx="http://schemas.microsoft.com/office/drawing/2014/chartex" xmlns:cx1="http://schemas.microsoft.com/office/drawing/2015/9/8/chartex" xmlns:cx2="http://schemas.microsoft.com/office/drawing/2015/10/21/chartex" xmlns:cx3="http://schemas.microsoft.com/office/drawing/2016/5/9/chartex" xmlns:cx4="http://schemas.microsoft.com/office/drawing/2016/5/10/chartex" xmlns:cx5="http://schemas.microsoft.com/office/drawing/2016/5/11/chartex" xmlns:cx6="http://schemas.microsoft.com/office/drawing/2016/5/12/chartex" xmlns:cx7="http://schemas.microsoft.com/office/drawing/2016/5/13/chartex" xmlns:cx8="http://schemas.microsoft.com/office/drawing/2016/5/14/chartex" xmlns:mc="http://schemas.openxmlformats.org/markup-compatibility/2006" xmlns:aink="http://schemas.microsoft.com/office/drawing/2016/ink" xmlns:am3d="http://schemas.microsoft.com/office/drawing/2017/model3d" xmlns:o="urn:schemas-microsoft-com:office:office" xmlns:oel="http://schemas.microsoft.com/office/2019/extlst" xmlns:r="http://schemas.openxmlformats.org/officeDocument/2006/relationships" xmlns:m="http://schemas.openxmlformats.org/officeDocument/2006/math" xmlns:v="urn:schemas-microsoft-com:vml" xmlns:wp14="http://schemas.microsoft.com/office/word/2010/wordprocessingDrawing" xmlns:wp="http://schemas.openxmlformats.org/drawingml/2006/wordprocessingDrawing" xmlns:w10="urn:schemas-microsoft-com:office:word" xmlns:w="http://schemas.openxmlformats.org/wordprocessingml/2006/main" xmlns:w14="http://schemas.microsoft.com/office/word/2010/wordml" xmlns:w15="http://schemas.microsoft.com/office/word/2012/wordml" xmlns:w16cex="http://schemas.microsoft.com/office/word/2018/wordml/cex" xmlns:w16cid="http://schemas.microsoft.com/office/word/2016/wordml/cid" xmlns:w16="http://schemas.microsoft.com/office/word/2018/wordml" xmlns:w16du="http://schemas.microsoft.com/office/word/2023/wordml/word16du" xmlns:w16sdtdh="http://schemas.microsoft.com/office/word/2020/wordml/sdtdatahash" xmlns:w16sdtfl="http://schemas.microsoft.com/office/word/2024/wordml/sdtformatlock" xmlns:w16se="http://schemas.microsoft.com/office/word/2015/wordml/symex" xmlns:wpg="http://schemas.microsoft.com/office/word/2010/wordprocessingGroup" xmlns:wpi="http://schemas.microsoft.com/office/word/2010/wordprocessingInk" xmlns:wne="http://schemas.microsoft.com/office/word/2006/wordml" xmlns:wps="http://schemas.microsoft.com/office/word/2010/wordprocessingShape" mc:Ignorable="w14 w15 w16se w16cid w16 w16cex w16sdtdh w16sdtfl w16du wp14">
   <w:sdt>
     <w:sdtPr>
       <w:id w:val="-314117847"/>
@@ -563,7 +922,7 @@
 </file>
 
 <file path=word/footnotes.xml><?xml version="1.0" encoding="utf-8"?>
-<w:footnotes xmlns:wpc="http://schemas.microsoft.com/office/word/2010/wordprocessingCanvas" xmlns:cx="http://schemas.microsoft.com/office/drawing/2014/chartex" xmlns:cx1="http://schemas.microsoft.com/office/drawing/2015/9/8/chartex" xmlns:cx2="http://schemas.microsoft.com/office/drawing/2015/10/21/chartex" xmlns:cx3="http://schemas.microsoft.com/office/drawing/2016/5/9/chartex" xmlns:cx4="http://schemas.microsoft.com/office/drawing/2016/5/10/chartex" xmlns:cx5="http://schemas.microsoft.com/office/drawing/2016/5/11/chartex" xmlns:cx6="http://schemas.microsoft.com/office/drawing/2016/5/12/chartex" xmlns:cx7="http://schemas.microsoft.com/office/drawing/2016/5/13/chartex" xmlns:cx8="http://schemas.microsoft.com/office/drawing/2016/5/14/chartex" xmlns:mc="http://schemas.openxmlformats.org/markup-compatibility/2006" xmlns:aink="http://schemas.microsoft.com/office/drawing/2016/ink" xmlns:am3d="http://schemas.microsoft.com/office/drawing/2017/model3d" xmlns:o="urn:schemas-microsoft-com:office:office" xmlns:oel="http://schemas.microsoft.com/office/2019/extlst" xmlns:r="http://schemas.openxmlformats.org/officeDocument/2006/relationships" xmlns:m="http://schemas.openxmlformats.org/officeDocument/2006/math" xmlns:v="urn:schemas-microsoft-com:vml" xmlns:wp14="http://schemas.microsoft.com/office/word/2010/wordprocessingDrawing" xmlns:wp="http://schemas.openxmlformats.org/drawingml/2006/wordprocessingDrawing" xmlns:w10="urn:schemas-microsoft-com:office:word" xmlns:w="http://schemas.openxmlformats.org/wordprocessingml/2006/main" xmlns:w14="http://schemas.microsoft.com/office/word/2010/wordml" xmlns:w15="http://schemas.microsoft.com/office/word/2012/wordml" xmlns:w16cei="http://schemas.microsoft.com/office/word/2026/wordml/cei" xmlns:w16cex="http://schemas.microsoft.com/office/word/2018/wordml/cex" xmlns:w16cid="http://schemas.microsoft.com/office/word/2016/wordml/cid" xmlns:w16="http://schemas.microsoft.com/office/word/2018/wordml" xmlns:w16du="http://schemas.microsoft.com/office/word/2023/wordml/word16du" xmlns:w16sdtdh="http://schemas.microsoft.com/office/word/2020/wordml/sdtdatahash" xmlns:w16sdtfl="http://schemas.microsoft.com/office/word/2024/wordml/sdtformatlock" xmlns:w16se="http://schemas.microsoft.com/office/word/2015/wordml/symex" xmlns:wpg="http://schemas.microsoft.com/office/word/2010/wordprocessingGroup" xmlns:wpi="http://schemas.microsoft.com/office/word/2010/wordprocessingInk" xmlns:wne="http://schemas.microsoft.com/office/word/2006/wordml" xmlns:wps="http://schemas.microsoft.com/office/word/2010/wordprocessingShape" mc:Ignorable="w14 w15 w16se w16cid w16 w16cex w16sdtdh w16sdtfl w16du wp14">
+<w:footnotes xmlns:wpc="http://schemas.microsoft.com/office/word/2010/wordprocessingCanvas" xmlns:cx="http://schemas.microsoft.com/office/drawing/2014/chartex" xmlns:cx1="http://schemas.microsoft.com/office/drawing/2015/9/8/chartex" xmlns:cx2="http://schemas.microsoft.com/office/drawing/2015/10/21/chartex" xmlns:cx3="http://schemas.microsoft.com/office/drawing/2016/5/9/chartex" xmlns:cx4="http://schemas.microsoft.com/office/drawing/2016/5/10/chartex" xmlns:cx5="http://schemas.microsoft.com/office/drawing/2016/5/11/chartex" xmlns:cx6="http://schemas.microsoft.com/office/drawing/2016/5/12/chartex" xmlns:cx7="http://schemas.microsoft.com/office/drawing/2016/5/13/chartex" xmlns:cx8="http://schemas.microsoft.com/office/drawing/2016/5/14/chartex" xmlns:mc="http://schemas.openxmlformats.org/markup-compatibility/2006" xmlns:aink="http://schemas.microsoft.com/office/drawing/2016/ink" xmlns:am3d="http://schemas.microsoft.com/office/drawing/2017/model3d" xmlns:o="urn:schemas-microsoft-com:office:office" xmlns:oel="http://schemas.microsoft.com/office/2019/extlst" xmlns:r="http://schemas.openxmlformats.org/officeDocument/2006/relationships" xmlns:m="http://schemas.openxmlformats.org/officeDocument/2006/math" xmlns:v="urn:schemas-microsoft-com:vml" xmlns:wp14="http://schemas.microsoft.com/office/word/2010/wordprocessingDrawing" xmlns:wp="http://schemas.openxmlformats.org/drawingml/2006/wordprocessingDrawing" xmlns:w10="urn:schemas-microsoft-com:office:word" xmlns:w="http://schemas.openxmlformats.org/wordprocessingml/2006/main" xmlns:w14="http://schemas.microsoft.com/office/word/2010/wordml" xmlns:w15="http://schemas.microsoft.com/office/word/2012/wordml" xmlns:w16cex="http://schemas.microsoft.com/office/word/2018/wordml/cex" xmlns:w16cid="http://schemas.microsoft.com/office/word/2016/wordml/cid" xmlns:w16="http://schemas.microsoft.com/office/word/2018/wordml" xmlns:w16du="http://schemas.microsoft.com/office/word/2023/wordml/word16du" xmlns:w16sdtdh="http://schemas.microsoft.com/office/word/2020/wordml/sdtdatahash" xmlns:w16sdtfl="http://schemas.microsoft.com/office/word/2024/wordml/sdtformatlock" xmlns:w16se="http://schemas.microsoft.com/office/word/2015/wordml/symex" xmlns:wpg="http://schemas.microsoft.com/office/word/2010/wordprocessingGroup" xmlns:wpi="http://schemas.microsoft.com/office/word/2010/wordprocessingInk" xmlns:wne="http://schemas.microsoft.com/office/word/2006/wordml" xmlns:wps="http://schemas.microsoft.com/office/word/2010/wordprocessingShape" mc:Ignorable="w14 w15 w16se w16cid w16 w16cex w16sdtdh w16sdtfl w16du wp14">
   <w:footnote w:type="separator" w:id="-1">
     <w:p>
       <w:pPr>
@@ -588,7 +947,7 @@
 </file>
 
 <file path=word/numbering.xml><?xml version="1.0" encoding="utf-8"?>
-<w:numbering xmlns:wpc="http://schemas.microsoft.com/office/word/2010/wordprocessingCanvas" xmlns:cx="http://schemas.microsoft.com/office/drawing/2014/chartex" xmlns:cx1="http://schemas.microsoft.com/office/drawing/2015/9/8/chartex" xmlns:cx2="http://schemas.microsoft.com/office/drawing/2015/10/21/chartex" xmlns:cx3="http://schemas.microsoft.com/office/drawing/2016/5/9/chartex" xmlns:cx4="http://schemas.microsoft.com/office/drawing/2016/5/10/chartex" xmlns:cx5="http://schemas.microsoft.com/office/drawing/2016/5/11/chartex" xmlns:cx6="http://schemas.microsoft.com/office/drawing/2016/5/12/chartex" xmlns:cx7="http://schemas.microsoft.com/office/drawing/2016/5/13/chartex" xmlns:cx8="http://schemas.microsoft.com/office/drawing/2016/5/14/chartex" xmlns:mc="http://schemas.openxmlformats.org/markup-compatibility/2006" xmlns:aink="http://schemas.microsoft.com/office/drawing/2016/ink" xmlns:am3d="http://schemas.microsoft.com/office/drawing/2017/model3d" xmlns:o="urn:schemas-microsoft-com:office:office" xmlns:oel="http://schemas.microsoft.com/office/2019/extlst" xmlns:r="http://schemas.openxmlformats.org/officeDocument/2006/relationships" xmlns:m="http://schemas.openxmlformats.org/officeDocument/2006/math" xmlns:v="urn:schemas-microsoft-com:vml" xmlns:wp14="http://schemas.microsoft.com/office/word/2010/wordprocessingDrawing" xmlns:wp="http://schemas.openxmlformats.org/drawingml/2006/wordprocessingDrawing" xmlns:w10="urn:schemas-microsoft-com:office:word" xmlns:w="http://schemas.openxmlformats.org/wordprocessingml/2006/main" xmlns:w14="http://schemas.microsoft.com/office/word/2010/wordml" xmlns:w15="http://schemas.microsoft.com/office/word/2012/wordml" xmlns:w16cei="http://schemas.microsoft.com/office/word/2026/wordml/cei" xmlns:w16cex="http://schemas.microsoft.com/office/word/2018/wordml/cex" xmlns:w16cid="http://schemas.microsoft.com/office/word/2016/wordml/cid" xmlns:w16="http://schemas.microsoft.com/office/word/2018/wordml" xmlns:w16du="http://schemas.microsoft.com/office/word/2023/wordml/word16du" xmlns:w16sdtdh="http://schemas.microsoft.com/office/word/2020/wordml/sdtdatahash" xmlns:w16sdtfl="http://schemas.microsoft.com/office/word/2024/wordml/sdtformatlock" xmlns:w16se="http://schemas.microsoft.com/office/word/2015/wordml/symex" xmlns:wpg="http://schemas.microsoft.com/office/word/2010/wordprocessingGroup" xmlns:wpi="http://schemas.microsoft.com/office/word/2010/wordprocessingInk" xmlns:wne="http://schemas.microsoft.com/office/word/2006/wordml" xmlns:wps="http://schemas.microsoft.com/office/word/2010/wordprocessingShape" mc:Ignorable="w14 w15 w16se w16cid w16 w16cex w16sdtdh w16sdtfl w16du wp14">
+<w:numbering xmlns:wpc="http://schemas.microsoft.com/office/word/2010/wordprocessingCanvas" xmlns:cx="http://schemas.microsoft.com/office/drawing/2014/chartex" xmlns:cx1="http://schemas.microsoft.com/office/drawing/2015/9/8/chartex" xmlns:cx2="http://schemas.microsoft.com/office/drawing/2015/10/21/chartex" xmlns:cx3="http://schemas.microsoft.com/office/drawing/2016/5/9/chartex" xmlns:cx4="http://schemas.microsoft.com/office/drawing/2016/5/10/chartex" xmlns:cx5="http://schemas.microsoft.com/office/drawing/2016/5/11/chartex" xmlns:cx6="http://schemas.microsoft.com/office/drawing/2016/5/12/chartex" xmlns:cx7="http://schemas.microsoft.com/office/drawing/2016/5/13/chartex" xmlns:cx8="http://schemas.microsoft.com/office/drawing/2016/5/14/chartex" xmlns:mc="http://schemas.openxmlformats.org/markup-compatibility/2006" xmlns:aink="http://schemas.microsoft.com/office/drawing/2016/ink" xmlns:am3d="http://schemas.microsoft.com/office/drawing/2017/model3d" xmlns:o="urn:schemas-microsoft-com:office:office" xmlns:oel="http://schemas.microsoft.com/office/2019/extlst" xmlns:r="http://schemas.openxmlformats.org/officeDocument/2006/relationships" xmlns:m="http://schemas.openxmlformats.org/officeDocument/2006/math" xmlns:v="urn:schemas-microsoft-com:vml" xmlns:wp14="http://schemas.microsoft.com/office/word/2010/wordprocessingDrawing" xmlns:wp="http://schemas.openxmlformats.org/drawingml/2006/wordprocessingDrawing" xmlns:w10="urn:schemas-microsoft-com:office:word" xmlns:w="http://schemas.openxmlformats.org/wordprocessingml/2006/main" xmlns:w14="http://schemas.microsoft.com/office/word/2010/wordml" xmlns:w15="http://schemas.microsoft.com/office/word/2012/wordml" xmlns:w16cex="http://schemas.microsoft.com/office/word/2018/wordml/cex" xmlns:w16cid="http://schemas.microsoft.com/office/word/2016/wordml/cid" xmlns:w16="http://schemas.microsoft.com/office/word/2018/wordml" xmlns:w16du="http://schemas.microsoft.com/office/word/2023/wordml/word16du" xmlns:w16sdtdh="http://schemas.microsoft.com/office/word/2020/wordml/sdtdatahash" xmlns:w16sdtfl="http://schemas.microsoft.com/office/word/2024/wordml/sdtformatlock" xmlns:w16se="http://schemas.microsoft.com/office/word/2015/wordml/symex" xmlns:wpg="http://schemas.microsoft.com/office/word/2010/wordprocessingGroup" xmlns:wpi="http://schemas.microsoft.com/office/word/2010/wordprocessingInk" xmlns:wne="http://schemas.microsoft.com/office/word/2006/wordml" xmlns:wps="http://schemas.microsoft.com/office/word/2010/wordprocessingShape" mc:Ignorable="w14 w15 w16se w16cid w16 w16cex w16sdtdh w16sdtfl w16du wp14">
   <w:abstractNum w:abstractNumId="0" w15:restartNumberingAfterBreak="0">
     <w:nsid w:val="061A4BCF"/>
     <w:multiLevelType w:val="hybridMultilevel"/>
